--- a/courts/first-circuit/rhode-island/state/supreme-court/reply-brief/usage/OUTPUT-reply-brief.docx
+++ b/courts/first-circuit/rhode-island/state/supreme-court/reply-brief/usage/OUTPUT-reply-brief.docx
@@ -2587,7 +2587,7 @@
         <w:t xml:space="preserve">W. Helicopter Servs., Inc. v. Rogerson Aircraft Corp.</w:t>
       </w:r>
       <w:r>
-        <w:t xml:space="preserve">, 811 P.2d 627, 633 (Or. 1991) (“the majority rule . . . is that this court (the deciding court) has the discretion to reframe questions and is not bound to answer the question as certified”). Indeed, this Court is under no “absolute duty” to even answer a certified question, let alone to confine its analysis to any particular framing of a question of state law.</w:t>
+        <w:t xml:space="preserve">, 811 P.2d 627, 633 (Or. 1991) (“the majority rule . . . is that this court (the deciding court) has the discretion to reframe questions and is not bound to answer the question as certified”). Indeed, this Court is under no “absolute duty” to even answer a certified question, let alone to confine its analysis to any particular framing of a question of state law.</w:t>
       </w:r>
       <w:r>
         <w:t xml:space="preserve"> </w:t>
@@ -2613,7 +2613,7 @@
         <w:t xml:space="preserve">W. Reserve Life Assur. Co. v. ADM Assocs., LLC</w:t>
       </w:r>
       <w:r>
-        <w:t xml:space="preserve">, 737 F.3d 135, 136 (1st Cir. 2013) (“[T]he Rhode Island Supreme Court is the ultimate arbiter of matters of Rhode Island law . . . .”). This is undoubtedly why the First Circuit, in its order certifying this matter, expressly invited this Court to provide “further guidance” on “any other relevant aspects of Rhode Island law” that might “aid in the proper resolution of the issues” raised in this appeal. RA 26. The General Assembly’s intent in enacting RICRA is not only relevant to but determinative of whether the State Tort Claims Act’s waiver of immunity for “actions of tort” impliedly waived the State’s Eleventh Amendment immunity from RICRA claims filed in federal court.</w:t>
+        <w:t xml:space="preserve">, 737 F.3d 135, 136 (1st Cir. 2013) (“[T]he Rhode Island Supreme Court is the ultimate arbiter of matters of Rhode Island law . . . .”). This is undoubtedly why the First Circuit, in its order certifying this matter, expressly invited this Court to provide “further guidance” on “any other relevant aspects of Rhode Island law” that might “aid in the proper resolution of the issues” raised in this appeal. RA 26. The General Assembly’s intent in enacting RICRA is not only relevant to but determinative of whether the State Tort Claims Act’s waiver of immunity for “actions of tort” impliedly waived the State’s Eleventh Amendment immunity from RICRA claims filed in federal court.</w:t>
       </w:r>
     </w:p>
     <w:p>
@@ -3069,7 +3069,7 @@
         <w:noBreakHyphen/>
       </w:r>
       <w:r>
-        <w:t xml:space="preserve">73 (N.H. 1982) (“Because the existence of a right to receive [government-employment] benefits implies the existence of an appropriate remedy for recovering these benefits, we hold that the . . . statute contains an implicit waiver of sovereign immunity”)). Under those unique circumstances, this Court held that the “very statutory provisions . . . entitling plaintiffs to receive . . . compensation were tantamount to a waiver of the state’s sovereign immunity if those provisions are to be saved from a mere nugatory existence. . .”</w:t>
+        <w:t xml:space="preserve">73 (N.H. 1982) (“Because the existence of a right to receive [government-employment] benefits implies the existence of an appropriate remedy for recovering these benefits, we hold that the . . . statute contains an implicit waiver of sovereign immunity”)). Under those unique circumstances, this Court held that the “very statutory provisions . . . entitling plaintiffs to receive . . . compensation were tantamount to a waiver of the state’s sovereign immunity if those provisions are to be saved from a mere nugatory existence. . .”</w:t>
       </w:r>
       <w:r>
         <w:t xml:space="preserve"> </w:t>
@@ -3954,7 +3954,7 @@
         <w:t xml:space="preserve">Ayash</w:t>
       </w:r>
       <w:r>
-        <w:t xml:space="preserve">, 822 N.E.2d at 687, n.20 (“even though wage discrimination has historical connections to common law tort and contract claims’ . . . acts of discrimination—whether intentional or unintentional—do not thereby become torts”) (cleaned up with emphasis added). The most that can be said is that statutory discrimination claims, like RICRA, may have some historical connection to either common law tort or contract causes of action where the right to a jury trial attaches.</w:t>
+        <w:t xml:space="preserve">, 822 N.E.2d at 687, n.20 (“even though wage discrimination has historical connections to common law tort and contract claims’ . . . acts of discrimination—whether intentional or unintentional—do not thereby become torts”) (cleaned up with emphasis added). The most that can be said is that statutory discrimination claims, like RICRA, may have some historical connection to either common law tort or contract causes of action where the right to a jury trial attaches.</w:t>
       </w:r>
       <w:r>
         <w:t xml:space="preserve"> </w:t>
@@ -4810,19 +4810,7 @@
         <w:t xml:space="preserve"> </w:t>
       </w:r>
       <w:r>
-        <w:t xml:space="preserve">R.I. Gen. Laws § 42</w:t>
-      </w:r>
-      <w:r>
-        <w:noBreakHyphen/>
-      </w:r>
-      <w:r>
-        <w:t xml:space="preserve">112</w:t>
-      </w:r>
-      <w:r>
-        <w:noBreakHyphen/>
-      </w:r>
-      <w:r>
-        <w:t xml:space="preserve">1(a). And to the extent a RICRA claim could be based on discrimination arising, for instance, from the enforcement of a contract or the selling or inheriting of property, there is no doubt the claim involves contract or property.</w:t>
+        <w:t xml:space="preserve">R.I. Gen. Laws § 42-⁠112-⁠1(a). And to the extent a RICRA claim could be based on discrimination arising, for instance, from the enforcement of a contract or the selling or inheriting of property, there is no doubt the claim involves contract or property.</w:t>
       </w:r>
       <w:r>
         <w:t xml:space="preserve"> </w:t>
@@ -5211,7 +5199,7 @@
         <w:t xml:space="preserve">Labossiere v. Sousa</w:t>
       </w:r>
       <w:r>
-        <w:t xml:space="preserve">, 143 A.4d 285, 287 (R.I. 1958) (“the law is generally established that . . . an employer is not responsible for [an intentional tort] by an employee unless it is committed while performing a duty in the course of his employment and by express or implied authority from the employer”). As one federal district court held: “Given the reluctance of the Rhode Island Supreme Court to hold employer’s liable absent employer negligence or an act in furtherance of the employer’s business, this Court can only conclude that the Rhode Island Supreme Court would not import theories of vicarious liability into RICRA. . . .”</w:t>
+        <w:t xml:space="preserve">, 143 A.4d 285, 287 (R.I. 1958) (“the law is generally established that . . . an employer is not responsible for [an intentional tort] by an employee unless it is committed while performing a duty in the course of his employment and by express or implied authority from the employer”). As one federal district court held: “Given the reluctance of the Rhode Island Supreme Court to hold employer’s liable absent employer negligence or an act in furtherance of the employer’s business, this Court can only conclude that the Rhode Island Supreme Court would not import theories of vicarious liability into RICRA. . . .”</w:t>
       </w:r>
       <w:r>
         <w:t xml:space="preserve"> </w:t>
@@ -5667,7 +5655,7 @@
         <w:noBreakHyphen/>
       </w:r>
       <w:r>
-        <w:t xml:space="preserve">76 (“we will find a waiver . . . if the State voluntarily invokes [federal court] jurisdiction”)). Such a voluntary litigation waiver of Eleventh Amendment immunity is the prerogative of any sovereign state.</w:t>
+        <w:t xml:space="preserve">76 (“we will find a waiver . . . if the State voluntarily invokes [federal court] jurisdiction”)). Such a voluntary litigation waiver of Eleventh Amendment immunity is the prerogative of any sovereign state.</w:t>
       </w:r>
       <w:r>
         <w:t xml:space="preserve"> </w:t>
@@ -5732,7 +5720,7 @@
         <w:t xml:space="preserve">Board of Regents of Univ. of Wis. Sys. v. Phoenix Int’l Software, Inc.</w:t>
       </w:r>
       <w:r>
-        <w:t xml:space="preserve">, 653 F.3d 448, 468 (7th Cir. 2011) (“waiver of immunity is limited to matters . . . arising out of the same transaction or occurrence which is the subject matter of the suit”).</w:t>
+        <w:t xml:space="preserve">, 653 F.3d 448, 468 (7th Cir. 2011) (“waiver of immunity is limited to matters . . . arising out of the same transaction or occurrence which is the subject matter of the suit”).</w:t>
       </w:r>
     </w:p>
     <w:p>
@@ -6383,7 +6371,7 @@
         <w:t xml:space="preserve">See Brennan v. Kirby</w:t>
       </w:r>
       <w:r>
-        <w:t xml:space="preserve">, 529 A.2d 633, 637 (R.I. 1987) (“a statute or enactment may not be construed in a way . . . to render “sentences, clauses, or words surplusage”).</w:t>
+        <w:t xml:space="preserve">, 529 A.2d 633, 637 (R.I. 1987) (“a statute or enactment may not be construed in a way . . . to render “sentences, clauses, or words surplusage”).</w:t>
       </w:r>
     </w:p>
     <w:p>
@@ -6433,7 +6421,7 @@
         <w:t xml:space="preserve">See Simeone v. Charron</w:t>
       </w:r>
       <w:r>
-        <w:t xml:space="preserve">, 762 A.2d 442, 448 (R.I. 2000) (“This Court . . . is not ‘entitled to write into the statute certain provisions of policy which the [L]egislature might have provided but has seen fit to omit . . . . If a change in that respect is desirable, it is for the [L]egislature and not for the [C]ourt.’ ”) (quoting</w:t>
+        <w:t xml:space="preserve">, 762 A.2d 442, 448 (R.I. 2000) (“This Court . . . is not ‘entitled to write into the statute certain provisions of policy which the [L]egislature might have provided but has seen fit to omit . . . . If a change in that respect is desirable, it is for the [L]egislature and not for the [C]ourt.’ ”) (quoting</w:t>
       </w:r>
       <w:r>
         <w:t xml:space="preserve"> </w:t>
@@ -10492,6 +10480,33 @@
       <w:ind w:left="2160" w:hanging="720"/>
     </w:pPr>
   </w:style>
+  <w:style w:type="paragraph" w:customStyle="1" w:styleId="XdQuoteList1">
+    <w:name w:val="Xd Quote List 1"/>
+    <w:basedOn w:val="Normal"/>
+    <w:qFormat/>
+    <w:pPr>
+      <w:spacing w:before="0" w:after="0" w:line="644" w:lineRule="exact"/>
+      <w:ind w:left="1440" w:right="720" w:hanging="720"/>
+    </w:pPr>
+  </w:style>
+  <w:style w:type="paragraph" w:customStyle="1" w:styleId="XdQuoteList2">
+    <w:name w:val="Xd Quote List 2"/>
+    <w:basedOn w:val="Normal"/>
+    <w:qFormat/>
+    <w:pPr>
+      <w:spacing w:before="0" w:after="0" w:line="644" w:lineRule="exact"/>
+      <w:ind w:left="2160" w:right="720" w:hanging="720"/>
+    </w:pPr>
+  </w:style>
+  <w:style w:type="paragraph" w:customStyle="1" w:styleId="XdQuoteList3">
+    <w:name w:val="Xd Quote List 3"/>
+    <w:basedOn w:val="Normal"/>
+    <w:qFormat/>
+    <w:pPr>
+      <w:spacing w:before="0" w:after="0" w:line="644" w:lineRule="exact"/>
+      <w:ind w:left="2880" w:right="720" w:hanging="720"/>
+    </w:pPr>
+  </w:style>
   <w:style w:type="paragraph" w:customStyle="1" w:styleId="SourceCode">
     <w:name w:val="Source Code"/>
     <w:basedOn w:val="Normal"/>

--- a/courts/first-circuit/rhode-island/state/supreme-court/reply-brief/usage/OUTPUT-reply-brief.docx
+++ b/courts/first-circuit/rhode-island/state/supreme-court/reply-brief/usage/OUTPUT-reply-brief.docx
@@ -2587,7 +2587,7 @@
         <w:t xml:space="preserve">W. Helicopter Servs., Inc. v. Rogerson Aircraft Corp.</w:t>
       </w:r>
       <w:r>
-        <w:t xml:space="preserve">, 811 P.2d 627, 633 (Or. 1991) (“the majority rule . . . is that this court (the deciding court) has the discretion to reframe questions and is not bound to answer the question as certified”). Indeed, this Court is under no “absolute duty” to even answer a certified question, let alone to confine its analysis to any particular framing of a question of state law.</w:t>
+        <w:t xml:space="preserve">, 811 P.2d 627, 633 (Or. 1991) (“the majority rule ⁠. ⁠. ⁠. is that this court (the deciding court) has the discretion to reframe questions and is not bound to answer the question as certified”). Indeed, this Court is under no “absolute duty” to even answer a certified question, let alone to confine its analysis to any particular framing of a question of state law.</w:t>
       </w:r>
       <w:r>
         <w:t xml:space="preserve"> </w:t>
@@ -2613,7 +2613,7 @@
         <w:t xml:space="preserve">W. Reserve Life Assur. Co. v. ADM Assocs., LLC</w:t>
       </w:r>
       <w:r>
-        <w:t xml:space="preserve">, 737 F.3d 135, 136 (1st Cir. 2013) (“[T]he Rhode Island Supreme Court is the ultimate arbiter of matters of Rhode Island law . . . .”). This is undoubtedly why the First Circuit, in its order certifying this matter, expressly invited this Court to provide “further guidance” on “any other relevant aspects of Rhode Island law” that might “aid in the proper resolution of the issues” raised in this appeal. RA 26. The General Assembly’s intent in enacting RICRA is not only relevant to but determinative of whether the State Tort Claims Act’s waiver of immunity for “actions of tort” impliedly waived the State’s Eleventh Amendment immunity from RICRA claims filed in federal court.</w:t>
+        <w:t xml:space="preserve">, 737 F.3d 135, 136 (1st Cir. 2013) (“[T]he Rhode Island Supreme Court is the ultimate arbiter of matters of Rhode Island law ⁠. ⁠. ⁠. ⁠.”). This is undoubtedly why the First Circuit, in its order certifying this matter, expressly invited this Court to provide “further guidance” on “any other relevant aspects of Rhode Island law” that might “aid in the proper resolution of the issues” raised in this appeal. RA 26. The General Assembly’s intent in enacting RICRA is not only relevant to but determinative of whether the State Tort Claims Act’s waiver of immunity for “actions of tort” impliedly waived the State’s Eleventh Amendment immunity from RICRA claims filed in federal court.</w:t>
       </w:r>
     </w:p>
     <w:p>
@@ -3069,7 +3069,7 @@
         <w:noBreakHyphen/>
       </w:r>
       <w:r>
-        <w:t xml:space="preserve">73 (N.H. 1982) (“Because the existence of a right to receive [government-employment] benefits implies the existence of an appropriate remedy for recovering these benefits, we hold that the . . . statute contains an implicit waiver of sovereign immunity”)). Under those unique circumstances, this Court held that the “very statutory provisions . . . entitling plaintiffs to receive . . . compensation were tantamount to a waiver of the state’s sovereign immunity if those provisions are to be saved from a mere nugatory existence. . .”</w:t>
+        <w:t xml:space="preserve">73 (N.H. 1982) (“Because the existence of a right to receive [government-employment] benefits implies the existence of an appropriate remedy for recovering these benefits, we hold that the ⁠. ⁠. ⁠. statute contains an implicit waiver of sovereign immunity”)). Under those unique circumstances, this Court held that the “very statutory provisions ⁠. ⁠. ⁠. entitling plaintiffs to receive ⁠. ⁠. ⁠. compensation were tantamount to a waiver of the state’s sovereign immunity if those provisions are to be saved from a mere nugatory existence. ⁠. ⁠.”</w:t>
       </w:r>
       <w:r>
         <w:t xml:space="preserve"> </w:t>
@@ -3954,7 +3954,7 @@
         <w:t xml:space="preserve">Ayash</w:t>
       </w:r>
       <w:r>
-        <w:t xml:space="preserve">, 822 N.E.2d at 687, n.20 (“even though wage discrimination has historical connections to common law tort and contract claims’ . . . acts of discrimination—whether intentional or unintentional—do not thereby become torts”) (cleaned up with emphasis added). The most that can be said is that statutory discrimination claims, like RICRA, may have some historical connection to either common law tort or contract causes of action where the right to a jury trial attaches.</w:t>
+        <w:t xml:space="preserve">, 822 N.E.2d at 687, n.20 (“even though wage discrimination has historical connections to common law tort and contract claims’ ⁠. ⁠. ⁠. acts of discrimination—whether intentional or unintentional—do not thereby become torts”) (cleaned up with emphasis added). The most that can be said is that statutory discrimination claims, like RICRA, may have some historical connection to either common law tort or contract causes of action where the right to a jury trial attaches.</w:t>
       </w:r>
       <w:r>
         <w:t xml:space="preserve"> </w:t>
@@ -5199,7 +5199,7 @@
         <w:t xml:space="preserve">Labossiere v. Sousa</w:t>
       </w:r>
       <w:r>
-        <w:t xml:space="preserve">, 143 A.4d 285, 287 (R.I. 1958) (“the law is generally established that . . . an employer is not responsible for [an intentional tort] by an employee unless it is committed while performing a duty in the course of his employment and by express or implied authority from the employer”). As one federal district court held: “Given the reluctance of the Rhode Island Supreme Court to hold employer’s liable absent employer negligence or an act in furtherance of the employer’s business, this Court can only conclude that the Rhode Island Supreme Court would not import theories of vicarious liability into RICRA. . . .”</w:t>
+        <w:t xml:space="preserve">, 143 A.4d 285, 287 (R.I. 1958) (“the law is generally established that ⁠. ⁠. ⁠. an employer is not responsible for [an intentional tort] by an employee unless it is committed while performing a duty in the course of his employment and by express or implied authority from the employer”). As one federal district court held: “Given the reluctance of the Rhode Island Supreme Court to hold employer’s liable absent employer negligence or an act in furtherance of the employer’s business, this Court can only conclude that the Rhode Island Supreme Court would not import theories of vicarious liability into RICRA. ⁠. ⁠. ⁠.”</w:t>
       </w:r>
       <w:r>
         <w:t xml:space="preserve"> </w:t>
@@ -5655,7 +5655,7 @@
         <w:noBreakHyphen/>
       </w:r>
       <w:r>
-        <w:t xml:space="preserve">76 (“we will find a waiver . . . if the State voluntarily invokes [federal court] jurisdiction”)). Such a voluntary litigation waiver of Eleventh Amendment immunity is the prerogative of any sovereign state.</w:t>
+        <w:t xml:space="preserve">76 (“we will find a waiver ⁠. ⁠. ⁠. if the State voluntarily invokes [federal court] jurisdiction”)). Such a voluntary litigation waiver of Eleventh Amendment immunity is the prerogative of any sovereign state.</w:t>
       </w:r>
       <w:r>
         <w:t xml:space="preserve"> </w:t>
@@ -5720,7 +5720,7 @@
         <w:t xml:space="preserve">Board of Regents of Univ. of Wis. Sys. v. Phoenix Int’l Software, Inc.</w:t>
       </w:r>
       <w:r>
-        <w:t xml:space="preserve">, 653 F.3d 448, 468 (7th Cir. 2011) (“waiver of immunity is limited to matters . . . arising out of the same transaction or occurrence which is the subject matter of the suit”).</w:t>
+        <w:t xml:space="preserve">, 653 F.3d 448, 468 (7th Cir. 2011) (“waiver of immunity is limited to matters ⁠. ⁠. ⁠. arising out of the same transaction or occurrence which is the subject matter of the suit”).</w:t>
       </w:r>
     </w:p>
     <w:p>
@@ -6371,7 +6371,7 @@
         <w:t xml:space="preserve">See Brennan v. Kirby</w:t>
       </w:r>
       <w:r>
-        <w:t xml:space="preserve">, 529 A.2d 633, 637 (R.I. 1987) (“a statute or enactment may not be construed in a way . . . to render “sentences, clauses, or words surplusage”).</w:t>
+        <w:t xml:space="preserve">, 529 A.2d 633, 637 (R.I. 1987) (“a statute or enactment may not be construed in a way ⁠. ⁠. ⁠. to render “sentences, clauses, or words surplusage”).</w:t>
       </w:r>
     </w:p>
     <w:p>
@@ -6421,7 +6421,7 @@
         <w:t xml:space="preserve">See Simeone v. Charron</w:t>
       </w:r>
       <w:r>
-        <w:t xml:space="preserve">, 762 A.2d 442, 448 (R.I. 2000) (“This Court . . . is not ‘entitled to write into the statute certain provisions of policy which the [L]egislature might have provided but has seen fit to omit . . . . If a change in that respect is desirable, it is for the [L]egislature and not for the [C]ourt.’ ”) (quoting</w:t>
+        <w:t xml:space="preserve">, 762 A.2d 442, 448 (R.I. 2000) (“This Court ⁠. ⁠. ⁠. is not ‘entitled to write into the statute certain provisions of policy which the [L]egislature might have provided but has seen fit to omit ⁠. ⁠. ⁠. ⁠. If a change in that respect is desirable, it is for the [L]egislature and not for the [C]ourt.’ ”) (quoting</w:t>
       </w:r>
       <w:r>
         <w:t xml:space="preserve"> </w:t>
